--- a/public/doc-templates/Magang/persetujuan-expo-magang.docx
+++ b/public/doc-templates/Magang/persetujuan-expo-magang.docx
@@ -1508,7 +1508,7 @@
                 <w:sz w:val="24"/>
                 <w:szCs w:val="24"/>
               </w:rPr>
-              <w:t>{nama_dosen1}</w:t>
+              <w:t xml:space="preserve">{nama_pembimbing}</w:t>
             </w:r>
           </w:p>
           <w:p>
@@ -1528,7 +1528,7 @@
                 <w:sz w:val="24"/>
                 <w:szCs w:val="24"/>
               </w:rPr>
-              <w:t>NIP. {nip1}</w:t>
+              <w:t xml:space="preserve">NIP. {nip_pembimbing}</w:t>
             </w:r>
           </w:p>
         </w:tc>
